--- a/testakten/erbrecht-patchwork-stiefgrossvater-erbfolge-karlsruhe/15_nachlassgericht_anhaerung_und_verfuegung.docx
+++ b/testakten/erbrecht-patchwork-stiefgrossvater-erbfolge-karlsruhe/15_nachlassgericht_anhaerung_und_verfuegung.docx
@@ -4,79 +4,260 @@
   <w:body>
     <w:p>
       <w:pPr>
-        <w:spacing w:after="40"/>
-      </w:pPr>
-      <w:r>
-        <w:rPr>
-          <w:rFonts w:ascii="Arial" w:hAnsi="Arial"/>
-          <w:b/>
-          <w:color w:val="17365D"/>
-          <w:sz w:val="17"/>
-        </w:rPr>
-        <w:t>GERICHTSNIEDERSCHRIFT</w:t>
-      </w:r>
-    </w:p>
-    <w:p>
-      <w:pPr>
-        <w:spacing w:after="40"/>
-      </w:pPr>
-      <w:r>
-        <w:rPr>
-          <w:rFonts w:ascii="Arial" w:hAnsi="Arial"/>
-          <w:b/>
-          <w:sz w:val="25"/>
-        </w:rPr>
-        <w:t>Amtsgericht Karlsruhe - Nachlassgericht</w:t>
-      </w:r>
-    </w:p>
-    <w:p>
-      <w:pPr>
-        <w:spacing w:after="200"/>
-      </w:pPr>
-      <w:r>
-        <w:rPr>
-          <w:rFonts w:ascii="Arial" w:hAnsi="Arial"/>
-          <w:color w:val="586069"/>
-          <w:sz w:val="17"/>
-        </w:rPr>
-        <w:t>Schlossplatz 23 | 76131 Karlsruhe</w:t>
-      </w:r>
-    </w:p>
-    <w:p>
-      <w:pPr>
-        <w:spacing w:after="160"/>
-      </w:pPr>
-      <w:r>
-        <w:t>Beteiligte im Verfahren 4 VI 312/26</w:t>
-      </w:r>
-    </w:p>
-    <w:p>
-      <w:pPr>
-        <w:spacing w:after="80"/>
-      </w:pPr>
-      <w:r>
-        <w:rPr>
-          <w:rFonts w:ascii="Arial" w:hAnsi="Arial"/>
-          <w:color w:val="586069"/>
-          <w:sz w:val="18"/>
-        </w:rPr>
-        <w:t>Datum: 08.07.2026  |  Zeichen: 4 VI 312/26</w:t>
-      </w:r>
-    </w:p>
-    <w:p>
-      <w:pPr>
         <w:pStyle w:val="Title"/>
+        <w:keepNext/>
       </w:pPr>
       <w:r>
         <w:t>Niederschrift über die Anhörung</w:t>
       </w:r>
     </w:p>
+    <w:tbl>
+      <w:tblPr>
+        <w:tblStyle w:val="TableGrid"/>
+        <w:tblW w:type="auto" w:w="0"/>
+        <w:jc w:val="center"/>
+        <w:tblLayout w:type="autofit"/>
+        <w:tblLook w:firstColumn="1" w:firstRow="1" w:lastColumn="0" w:lastRow="0" w:noHBand="0" w:noVBand="1" w:val="04A0"/>
+      </w:tblPr>
+      <w:tblGrid>
+        <w:gridCol w:w="4872"/>
+        <w:gridCol w:w="4872"/>
+      </w:tblGrid>
+      <w:tr>
+        <w:trPr>
+          <w:tblHeader w:val="true"/>
+        </w:trPr>
+        <w:tc>
+          <w:tcPr>
+            <w:tcW w:type="dxa" w:w="4872"/>
+            <w:shd w:fill="17324D"/>
+            <w:vAlign w:val="center"/>
+            <w:tcMar>
+              <w:top w:w="90" w:type="dxa"/>
+              <w:start w:w="100" w:type="dxa"/>
+              <w:bottom w:w="90" w:type="dxa"/>
+              <w:end w:w="100" w:type="dxa"/>
+            </w:tcMar>
+          </w:tcPr>
+          <w:p>
+            <w:pPr>
+              <w:spacing w:after="30"/>
+            </w:pPr>
+            <w:r>
+              <w:rPr>
+                <w:rFonts w:ascii="Arial" w:hAnsi="Arial"/>
+                <w:b/>
+                <w:color w:val="FFFFFF"/>
+                <w:sz w:val="17"/>
+              </w:rPr>
+              <w:t>Gericht</w:t>
+            </w:r>
+          </w:p>
+        </w:tc>
+        <w:tc>
+          <w:tcPr>
+            <w:tcW w:type="dxa" w:w="4872"/>
+            <w:vAlign w:val="center"/>
+            <w:tcMar>
+              <w:top w:w="90" w:type="dxa"/>
+              <w:start w:w="100" w:type="dxa"/>
+              <w:bottom w:w="90" w:type="dxa"/>
+              <w:end w:w="100" w:type="dxa"/>
+            </w:tcMar>
+            <w:shd w:fill="17324D"/>
+          </w:tcPr>
+          <w:p>
+            <w:pPr>
+              <w:spacing w:after="30"/>
+            </w:pPr>
+            <w:r>
+              <w:rPr>
+                <w:rFonts w:ascii="Arial" w:hAnsi="Arial"/>
+                <w:b/>
+                <w:color w:val="FFFFFF"/>
+                <w:sz w:val="17"/>
+              </w:rPr>
+              <w:t>Amtsgericht Karlsruhe – Nachlassgericht</w:t>
+            </w:r>
+          </w:p>
+        </w:tc>
+      </w:tr>
+      <w:tr>
+        <w:tc>
+          <w:tcPr>
+            <w:tcW w:type="dxa" w:w="4872"/>
+            <w:shd w:fill="EAF1F5"/>
+            <w:vAlign w:val="center"/>
+            <w:tcMar>
+              <w:top w:w="90" w:type="dxa"/>
+              <w:start w:w="100" w:type="dxa"/>
+              <w:bottom w:w="90" w:type="dxa"/>
+              <w:end w:w="100" w:type="dxa"/>
+            </w:tcMar>
+          </w:tcPr>
+          <w:p>
+            <w:pPr>
+              <w:spacing w:after="30"/>
+            </w:pPr>
+            <w:r>
+              <w:rPr>
+                <w:rFonts w:ascii="Arial" w:hAnsi="Arial"/>
+                <w:b/>
+                <w:color w:val="17324D"/>
+                <w:sz w:val="17"/>
+              </w:rPr>
+              <w:t>Geschäftszeichen</w:t>
+            </w:r>
+          </w:p>
+        </w:tc>
+        <w:tc>
+          <w:tcPr>
+            <w:tcW w:type="dxa" w:w="4872"/>
+            <w:vAlign w:val="center"/>
+            <w:tcMar>
+              <w:top w:w="90" w:type="dxa"/>
+              <w:start w:w="100" w:type="dxa"/>
+              <w:bottom w:w="90" w:type="dxa"/>
+              <w:end w:w="100" w:type="dxa"/>
+            </w:tcMar>
+          </w:tcPr>
+          <w:p>
+            <w:pPr>
+              <w:spacing w:after="30"/>
+            </w:pPr>
+            <w:r>
+              <w:rPr>
+                <w:rFonts w:ascii="Arial" w:hAnsi="Arial"/>
+                <w:sz w:val="17"/>
+              </w:rPr>
+              <w:t>4 VI 312/26</w:t>
+            </w:r>
+          </w:p>
+        </w:tc>
+      </w:tr>
+      <w:tr>
+        <w:tc>
+          <w:tcPr>
+            <w:tcW w:type="dxa" w:w="4872"/>
+            <w:shd w:fill="F2F4F5"/>
+            <w:vAlign w:val="center"/>
+            <w:tcMar>
+              <w:top w:w="90" w:type="dxa"/>
+              <w:start w:w="100" w:type="dxa"/>
+              <w:bottom w:w="90" w:type="dxa"/>
+              <w:end w:w="100" w:type="dxa"/>
+            </w:tcMar>
+          </w:tcPr>
+          <w:p>
+            <w:pPr>
+              <w:spacing w:after="30"/>
+            </w:pPr>
+            <w:r>
+              <w:rPr>
+                <w:rFonts w:ascii="Arial" w:hAnsi="Arial"/>
+                <w:b/>
+                <w:color w:val="17324D"/>
+                <w:sz w:val="17"/>
+              </w:rPr>
+              <w:t>Termin</w:t>
+            </w:r>
+          </w:p>
+        </w:tc>
+        <w:tc>
+          <w:tcPr>
+            <w:tcW w:type="dxa" w:w="4872"/>
+            <w:vAlign w:val="center"/>
+            <w:tcMar>
+              <w:top w:w="90" w:type="dxa"/>
+              <w:start w:w="100" w:type="dxa"/>
+              <w:bottom w:w="90" w:type="dxa"/>
+              <w:end w:w="100" w:type="dxa"/>
+            </w:tcMar>
+            <w:shd w:fill="F2F4F5"/>
+          </w:tcPr>
+          <w:p>
+            <w:pPr>
+              <w:spacing w:after="30"/>
+            </w:pPr>
+            <w:r>
+              <w:rPr>
+                <w:rFonts w:ascii="Arial" w:hAnsi="Arial"/>
+                <w:sz w:val="17"/>
+              </w:rPr>
+              <w:t>08.07.2026, 09:30 bis 11:12 Uhr, Saal N 214</w:t>
+            </w:r>
+          </w:p>
+        </w:tc>
+      </w:tr>
+      <w:tr>
+        <w:tc>
+          <w:tcPr>
+            <w:tcW w:type="dxa" w:w="4872"/>
+            <w:shd w:fill="EAF1F5"/>
+            <w:vAlign w:val="center"/>
+            <w:tcMar>
+              <w:top w:w="90" w:type="dxa"/>
+              <w:start w:w="100" w:type="dxa"/>
+              <w:bottom w:w="90" w:type="dxa"/>
+              <w:end w:w="100" w:type="dxa"/>
+            </w:tcMar>
+          </w:tcPr>
+          <w:p>
+            <w:pPr>
+              <w:spacing w:after="30"/>
+            </w:pPr>
+            <w:r>
+              <w:rPr>
+                <w:rFonts w:ascii="Arial" w:hAnsi="Arial"/>
+                <w:b/>
+                <w:color w:val="17324D"/>
+                <w:sz w:val="17"/>
+              </w:rPr>
+              <w:t>Leitung</w:t>
+            </w:r>
+          </w:p>
+        </w:tc>
+        <w:tc>
+          <w:tcPr>
+            <w:tcW w:type="dxa" w:w="4872"/>
+            <w:vAlign w:val="center"/>
+            <w:tcMar>
+              <w:top w:w="90" w:type="dxa"/>
+              <w:start w:w="100" w:type="dxa"/>
+              <w:bottom w:w="90" w:type="dxa"/>
+              <w:end w:w="100" w:type="dxa"/>
+            </w:tcMar>
+          </w:tcPr>
+          <w:p>
+            <w:pPr>
+              <w:spacing w:after="30"/>
+            </w:pPr>
+            <w:r>
+              <w:rPr>
+                <w:rFonts w:ascii="Arial" w:hAnsi="Arial"/>
+                <w:sz w:val="17"/>
+              </w:rPr>
+              <w:t>Richterin am Amtsgericht Dr. Miriam Falk; Urkundsbeamtin Nadine Weiß</w:t>
+            </w:r>
+          </w:p>
+        </w:tc>
+      </w:tr>
+    </w:tbl>
+    <w:p/>
     <w:p>
       <w:pPr>
-        <w:jc w:val="both"/>
+        <w:pStyle w:val="Heading1"/>
       </w:pPr>
       <w:r>
-        <w:t>In der Nachlasssache Armin Seidel erschienen Fiona Seidel, Beate Renz und Dana Vogt mit ihren Bevollmächtigten. Gegenstand waren Personenstand, frühere Ehen, die Testamente von 1994 und 2014 sowie Besitz an Nachlassgegenständen.</w:t>
+        <w:t>1. Erschienene</w:t>
+      </w:r>
+    </w:p>
+    <w:p>
+      <w:pPr>
+        <w:keepLines w:val="0"/>
+      </w:pPr>
+      <w:r>
+        <w:t>Fiona Radtke-Vogel mit Rechtsanwältin Dr. Maren Heller; Beate Vogel mit Rechtsanwalt Leon Bach; Dana Radtke mit Rechtsanwältin Sarah Knoll. Ferner als Zeuge zum Fund des Testaments 2014: Steuerberater Eberhard Lutz. Die Identitäten wurden anhand von Ausweisen festgestellt.</w:t>
       </w:r>
     </w:p>
     <w:p>
@@ -84,15 +265,23 @@
         <w:pStyle w:val="Heading1"/>
       </w:pPr>
       <w:r>
-        <w:t>1. Angaben Fiona Seidel</w:t>
+        <w:t>2. Angaben Fiona Radtke-Vogel</w:t>
       </w:r>
     </w:p>
     <w:p>
       <w:pPr>
-        <w:jc w:val="both"/>
+        <w:keepLines w:val="0"/>
       </w:pPr>
       <w:r>
-        <w:t>Fiona bestätigte, leibliche Tochter von Clemens und Dana zu sein. Armin habe sie nicht adoptiert. Sie heiratete Armin am 17. August 2021; die Ehe bestand bis zu seinem Tod am 14. Mai 2026. Sie beantragt einen Erbschein auf Grundlage des Testaments von 2014, hilfsweise nach gesetzlicher Erbfolge. Die frühere Stellung als Stieftochter sei nach ihrer Auffassung für die aktuelle Ehe nicht entscheidend.</w:t>
+        <w:t>Fiona bestätigte die Ehe mit Armin seit dem 05.11.2021 und erklärte, ein Scheidungsverfahren sei weder eingeleitet noch besprochen gewesen. Armin habe sie nicht adoptiert. Das Testament von 2014 habe sie am 21.05.2026 in der Büroschublade gefunden; sie schilderte Fundort, anwesende Person und Ablieferung. Zum Zettel von 2018 könne sie nur eine Kopie vorlegen.</w:t>
+      </w:r>
+    </w:p>
+    <w:p>
+      <w:pPr>
+        <w:keepLines w:val="0"/>
+      </w:pPr>
+      <w:r>
+        <w:t>Auf Nachfrage erklärte Fiona, Armin habe Dana nach der Scheidung wiederholt bei Steuer- und Gesundheitsfragen unterstützt. Sie wisse nicht, ob er die Zuwendung aus 2014 später ändern wollte. Ihre Ehe mit Armin sei im gemeinsamen Haushalt in der Sophienstraße geführt worden.</w:t>
       </w:r>
     </w:p>
     <w:p>
@@ -100,15 +289,15 @@
         <w:pStyle w:val="Heading1"/>
       </w:pPr>
       <w:r>
-        <w:t>2. Einwendungen Beate Renz</w:t>
+        <w:t>3. Angaben Beate Vogel</w:t>
       </w:r>
     </w:p>
     <w:p>
       <w:pPr>
-        <w:jc w:val="both"/>
+        <w:keepLines w:val="0"/>
       </w:pPr>
       <w:r>
-        <w:t>Beate beruft sich auf das gemeinschaftliche Testament von 1994 und behauptet Bindungswirkung zugunsten der damaligen gemeinsamen Familienplanung. Sie und Armin wurden 2003 geschieden. Ob das Testament widerrufen oder durch die Scheidung unwirksam wurde, ist streitig. Beate legte eine private Abschrift und zwei Briefe Armins vor.</w:t>
+        <w:t>Beate schilderte die Errichtung des gemeinschaftlichen Testaments 1994 am Küchentisch. Sie habe den von Armin geschriebenen Text gelesen und mit eigener Bestätigungszeile unterschrieben. Nach der Scheidung 1998 sei über das Testament nicht gesprochen worden. Sie bewahrte es in ihrem Bankschließfach auf. Namen der Patenkinder könne sie teilweise benennen, eine schriftliche Liste habe es nach ihrer Erinnerung nicht gegeben.</w:t>
       </w:r>
     </w:p>
     <w:p>
@@ -116,15 +305,15 @@
         <w:pStyle w:val="Heading1"/>
       </w:pPr>
       <w:r>
-        <w:t>3. Angaben Dana Vogt</w:t>
+        <w:t>4. Angaben Dana Radtke</w:t>
       </w:r>
     </w:p>
     <w:p>
       <w:pPr>
-        <w:jc w:val="both"/>
+        <w:keepLines w:val="0"/>
       </w:pPr>
       <w:r>
-        <w:t>Dana war von 2005 bis 2013 mit Armin verheiratet und zuvor mit Clemens. Sie erhebt keinen eigenen Erbscheinsantrag, macht aber geltend, das Testament 2014 könne Zuwendungen enthalten, die auf einer damals noch fortwirkenden Beziehung beruhten. Sie bestätigte, dass Fiona seit Geburt ihr und Clemens' leibliches Kind ist.</w:t>
+        <w:t>Dana bestätigte die Scheidung von Armin im Jahr 2012. Armin habe ihr 2014 gesagt, er wolle sich für ihre Unterstützung während einer längeren Erkrankung bedanken. Den Wortlaut des später gefundenen Testaments habe sie damals nicht gesehen. Sie beantragt derzeit keinen eigenen Erbschein, hält aber mögliche Rechte aus der Urkunde vom 10.10.2014 aufrecht.</w:t>
       </w:r>
     </w:p>
     <w:p>
@@ -132,30 +321,40 @@
         <w:pStyle w:val="Heading1"/>
       </w:pPr>
       <w:r>
-        <w:t>4. Verfügung</w:t>
+        <w:t>5. Zeugenaussage und Verfügung</w:t>
       </w:r>
     </w:p>
     <w:p>
       <w:pPr>
-        <w:jc w:val="both"/>
+        <w:keepLines w:val="0"/>
       </w:pPr>
       <w:r>
-        <w:t>Das Gericht fordert binnen drei Wochen beglaubigte Personenstandsurkunden, Scheidungsbeschlüsse mit Rechtskraftvermerken, vollständige Eröffnungsniederschriften und die Originale der letztwilligen Verfügungen an. Die Beteiligten erhalten Gelegenheit, zur Auslegung und möglichen Scheidungswirkung schriftlich vorzutragen. Eine Entscheidung über Erbfolge oder Quoten ist mit dieser Niederschrift nicht verbunden.</w:t>
+        <w:t>Eberhard Lutz bestätigte, am 21.05.2026 bei Öffnung der Schublade anwesend gewesen zu sein. Er habe das Blatt vor der Entnahme fotografiert, den Text aber erst nach Übergabe an Fiona gelesen.</w:t>
       </w:r>
     </w:p>
     <w:p>
       <w:pPr>
-        <w:jc w:val="both"/>
+        <w:keepLines w:val="0"/>
       </w:pPr>
       <w:r>
-        <w:t>Richterin am Amtsgericht Dr. Miriam Falk Urkundsbeamtin Nadine Weiß</w:t>
+        <w:t>Das Gericht setzt den Beteiligten bis 29.07.2026 Frist, Original oder beglaubigte Kopie des Zettels von 2018, den vollständigen Scheidungsvergleich Armin/Dana, den Ehevertrag Armin/Fiona oder eine Negativauskunft und schriftliche Angaben zu den im Testament 1994 bezeichneten Personen einzureichen. Eine Entscheidung über Berufungsgrund oder Quote ist nicht ergangen.</w:t>
+      </w:r>
+    </w:p>
+    <w:p>
+      <w:pPr>
+        <w:keepLines w:val="0"/>
+      </w:pPr>
+      <w:r>
+        <w:t>Vorgelesen, genehmigt und unterschrieben.</w:t>
+        <w:br/>
+        <w:t>Dr. Miriam Falk | Nadine Weiß</w:t>
       </w:r>
     </w:p>
     <w:sectPr>
       <w:headerReference w:type="default" r:id="rId9"/>
       <w:footerReference w:type="default" r:id="rId10"/>
-      <w:pgSz w:w="11906" w:h="16838"/>
-      <w:pgMar w:top="1020" w:right="1134" w:bottom="1020" w:left="1417" w:header="454" w:footer="454" w:gutter="0"/>
+      <w:pgSz w:w="12240" w:h="15840"/>
+      <w:pgMar w:top="1162" w:right="1219" w:bottom="1162" w:left="1276" w:header="397" w:footer="397" w:gutter="0"/>
       <w:cols w:space="720"/>
       <w:docGrid w:linePitch="360"/>
     </w:sectPr>
@@ -167,23 +366,34 @@
 <w:ftr xmlns:m="http://schemas.openxmlformats.org/officeDocument/2006/math" xmlns:mc="http://schemas.openxmlformats.org/markup-compatibility/2006" xmlns:mo="http://schemas.microsoft.com/office/mac/office/2008/main" xmlns:mv="urn:schemas-microsoft-com:mac:vml" xmlns:o="urn:schemas-microsoft-com:office:office" xmlns:r="http://schemas.openxmlformats.org/officeDocument/2006/relationships" xmlns:v="urn:schemas-microsoft-com:vml" xmlns:w10="urn:schemas-microsoft-com:office:word" xmlns:w14="http://schemas.microsoft.com/office/word/2010/wordml" xmlns:w="http://schemas.openxmlformats.org/wordprocessingml/2006/main" xmlns:wne="http://schemas.microsoft.com/office/word/2006/wordml" xmlns:wp14="http://schemas.microsoft.com/office/word/2010/wordprocessingDrawing" xmlns:wp="http://schemas.openxmlformats.org/drawingml/2006/wordprocessingDrawing" xmlns:wpc="http://schemas.microsoft.com/office/word/2010/wordprocessingCanvas" xmlns:wpg="http://schemas.microsoft.com/office/word/2010/wordprocessingGroup" xmlns:wpi="http://schemas.microsoft.com/office/word/2010/wordprocessingInk" xmlns:wps="http://schemas.microsoft.com/office/word/2010/wordprocessingShape" mc:Ignorable="w14 wp14">
   <w:p>
     <w:pPr>
-      <w:pStyle w:val="Footer"/>
-      <w:spacing w:before="0"/>
-      <w:jc w:val="right"/>
+      <w:spacing w:before="60"/>
+      <w:jc w:val="center"/>
     </w:pPr>
     <w:r>
       <w:rPr>
         <w:rFonts w:ascii="Arial" w:hAnsi="Arial"/>
-        <w:color w:val="586069"/>
-        <w:sz w:val="16"/>
+        <w:color w:val="6B7378"/>
+        <w:sz w:val="12"/>
+      </w:rPr>
+      <w:t>Nachlassgericht | Schlossplatz 23 | 76131 Karlsruhe | Telefon 0721 926-0</w:t>
+    </w:r>
+  </w:p>
+  <w:p>
+    <w:pPr>
+      <w:spacing w:after="0"/>
+      <w:jc w:val="center"/>
+    </w:pPr>
+    <w:r>
+      <w:rPr>
+        <w:color w:val="6B7378"/>
+        <w:sz w:val="14"/>
       </w:rPr>
       <w:t xml:space="preserve">Seite </w:t>
     </w:r>
     <w:r>
       <w:rPr>
-        <w:rFonts w:ascii="Arial" w:hAnsi="Arial"/>
-        <w:color w:val="586069"/>
-        <w:sz w:val="16"/>
+        <w:color w:val="6B7378"/>
+        <w:sz w:val="14"/>
       </w:rPr>
       <w:fldChar w:fldCharType="begin"/>
       <w:instrText xml:space="preserve"> PAGE </w:instrText>
@@ -197,19 +407,87 @@
 <w:hdr xmlns:m="http://schemas.openxmlformats.org/officeDocument/2006/math" xmlns:mc="http://schemas.openxmlformats.org/markup-compatibility/2006" xmlns:mo="http://schemas.microsoft.com/office/mac/office/2008/main" xmlns:mv="urn:schemas-microsoft-com:mac:vml" xmlns:o="urn:schemas-microsoft-com:office:office" xmlns:r="http://schemas.openxmlformats.org/officeDocument/2006/relationships" xmlns:v="urn:schemas-microsoft-com:vml" xmlns:w10="urn:schemas-microsoft-com:office:word" xmlns:w14="http://schemas.microsoft.com/office/word/2010/wordml" xmlns:w="http://schemas.openxmlformats.org/wordprocessingml/2006/main" xmlns:wne="http://schemas.microsoft.com/office/word/2006/wordml" xmlns:wp14="http://schemas.microsoft.com/office/word/2010/wordprocessingDrawing" xmlns:wp="http://schemas.openxmlformats.org/drawingml/2006/wordprocessingDrawing" xmlns:wpc="http://schemas.microsoft.com/office/word/2010/wordprocessingCanvas" xmlns:wpg="http://schemas.microsoft.com/office/word/2010/wordprocessingGroup" xmlns:wpi="http://schemas.microsoft.com/office/word/2010/wordprocessingInk" xmlns:wps="http://schemas.microsoft.com/office/word/2010/wordprocessingShape" mc:Ignorable="w14 wp14">
   <w:p>
     <w:pPr>
-      <w:pStyle w:val="Header"/>
-      <w:spacing w:after="0"/>
-      <w:jc w:val="right"/>
-    </w:pPr>
-    <w:r>
-      <w:rPr>
-        <w:rFonts w:ascii="Arial" w:hAnsi="Arial"/>
-        <w:color w:val="586069"/>
-        <w:sz w:val="16"/>
-      </w:rPr>
-      <w:t>Amtsgericht Karlsruhe - Nachlassgericht  |  4 VI 312/26</w:t>
-    </w:r>
+      <w:pBdr>
+        <w:bottom w:val="single" w:sz="10" w:space="4" w:color="2F6684"/>
+      </w:pBdr>
+    </w:pPr>
   </w:p>
+  <w:tbl>
+    <w:tblPr>
+      <w:tblW w:type="auto" w:w="0"/>
+      <w:jc w:val="center"/>
+      <w:tblLook w:firstColumn="1" w:firstRow="1" w:lastColumn="0" w:lastRow="0" w:noHBand="0" w:noVBand="1" w:val="04A0"/>
+    </w:tblPr>
+    <w:tblGrid>
+      <w:gridCol w:w="6066"/>
+      <w:gridCol w:w="3345"/>
+    </w:tblGrid>
+    <w:tr>
+      <w:tc>
+        <w:tcPr>
+          <w:tcW w:type="dxa" w:w="4706"/>
+        </w:tcPr>
+        <w:p>
+          <w:pPr>
+            <w:spacing w:after="20"/>
+          </w:pPr>
+          <w:r>
+            <w:rPr>
+              <w:rFonts w:ascii="Arial" w:hAnsi="Arial"/>
+              <w:b/>
+              <w:color w:val="17324D"/>
+              <w:sz w:val="21"/>
+            </w:rPr>
+            <w:t>Amtsgericht Karlsruhe</w:t>
+          </w:r>
+        </w:p>
+        <w:p>
+          <w:pPr>
+            <w:spacing w:after="0"/>
+          </w:pPr>
+          <w:r>
+            <w:rPr>
+              <w:color w:val="6B7378"/>
+              <w:sz w:val="15"/>
+            </w:rPr>
+            <w:t>Nachlassgericht | Schlossplatz 23 | 76131 Karlsruhe | Telefon 0721 926-0</w:t>
+          </w:r>
+        </w:p>
+      </w:tc>
+      <w:tc>
+        <w:tcPr>
+          <w:tcW w:type="dxa" w:w="4706"/>
+        </w:tcPr>
+        <w:p>
+          <w:pPr>
+            <w:spacing w:after="20"/>
+            <w:jc w:val="right"/>
+          </w:pPr>
+          <w:r>
+            <w:rPr>
+              <w:b/>
+              <w:color w:val="17324D"/>
+              <w:sz w:val="18"/>
+            </w:rPr>
+            <w:t>Nachlässe Vogel und Radtke</w:t>
+          </w:r>
+        </w:p>
+        <w:p>
+          <w:pPr>
+            <w:spacing w:after="0"/>
+            <w:jc w:val="right"/>
+          </w:pPr>
+          <w:r>
+            <w:rPr>
+              <w:color w:val="6B7378"/>
+              <w:sz w:val="15"/>
+            </w:rPr>
+            <w:t>Aktenzeichen HB-226/26</w:t>
+          </w:r>
+        </w:p>
+      </w:tc>
+    </w:tr>
+  </w:tbl>
 </w:hdr>
 </file>
 
@@ -577,11 +855,10 @@
     <w:qFormat/>
     <w:rsid w:val="00FC693F"/>
     <w:pPr>
-      <w:widowControl/>
-      <w:spacing w:before="0" w:after="120" w:line="276" w:lineRule="auto"/>
+      <w:spacing w:after="100" w:line="269" w:lineRule="auto"/>
     </w:pPr>
     <w:rPr>
-      <w:rFonts w:ascii="Arial" w:hAnsi="Arial"/>
+      <w:rFonts w:ascii="Arial" w:hAnsi="Arial" w:eastAsia="Arial"/>
       <w:sz w:val="21"/>
     </w:rPr>
   </w:style>
@@ -640,15 +917,15 @@
     <w:pPr>
       <w:keepNext/>
       <w:keepLines/>
-      <w:spacing w:before="240" w:after="120"/>
+      <w:spacing w:before="240" w:after="100"/>
       <w:outlineLvl w:val="0"/>
     </w:pPr>
     <w:rPr>
-      <w:rFonts w:asciiTheme="majorHAnsi" w:eastAsiaTheme="majorEastAsia" w:hAnsiTheme="majorHAnsi" w:cstheme="majorBidi" w:ascii="Arial" w:hAnsi="Arial"/>
+      <w:rFonts w:asciiTheme="majorHAnsi" w:eastAsiaTheme="majorEastAsia" w:hAnsiTheme="majorHAnsi" w:cstheme="majorBidi" w:ascii="Arial" w:hAnsi="Arial" w:eastAsia="Arial"/>
       <w:b/>
       <w:bCs/>
-      <w:color w:val="17365D"/>
-      <w:sz w:val="25"/>
+      <w:color w:val="17324D"/>
+      <w:sz w:val="26"/>
       <w:szCs w:val="28"/>
     </w:rPr>
   </w:style>
@@ -664,14 +941,14 @@
     <w:pPr>
       <w:keepNext/>
       <w:keepLines/>
-      <w:spacing w:before="200" w:after="100"/>
+      <w:spacing w:before="180" w:after="80"/>
       <w:outlineLvl w:val="1"/>
     </w:pPr>
     <w:rPr>
-      <w:rFonts w:asciiTheme="majorHAnsi" w:eastAsiaTheme="majorEastAsia" w:hAnsiTheme="majorHAnsi" w:cstheme="majorBidi" w:ascii="Arial" w:hAnsi="Arial"/>
+      <w:rFonts w:asciiTheme="majorHAnsi" w:eastAsiaTheme="majorEastAsia" w:hAnsiTheme="majorHAnsi" w:cstheme="majorBidi" w:ascii="Arial" w:hAnsi="Arial" w:eastAsia="Arial"/>
       <w:b/>
       <w:bCs/>
-      <w:color w:val="17365D"/>
+      <w:color w:val="2F6684"/>
       <w:sz w:val="23"/>
       <w:szCs w:val="26"/>
     </w:rPr>
@@ -688,14 +965,14 @@
     <w:pPr>
       <w:keepNext/>
       <w:keepLines/>
-      <w:spacing w:before="160" w:after="80"/>
+      <w:spacing w:before="140" w:after="60"/>
       <w:outlineLvl w:val="2"/>
     </w:pPr>
     <w:rPr>
-      <w:rFonts w:asciiTheme="majorHAnsi" w:eastAsiaTheme="majorEastAsia" w:hAnsiTheme="majorHAnsi" w:cstheme="majorBidi" w:ascii="Arial" w:hAnsi="Arial"/>
+      <w:rFonts w:asciiTheme="majorHAnsi" w:eastAsiaTheme="majorEastAsia" w:hAnsiTheme="majorHAnsi" w:cstheme="majorBidi" w:ascii="Arial" w:hAnsi="Arial" w:eastAsia="Arial"/>
       <w:b/>
       <w:bCs/>
-      <w:color w:val="17365D"/>
+      <w:color w:val="17324D"/>
       <w:sz w:val="21"/>
     </w:rPr>
   </w:style>
@@ -927,19 +1204,20 @@
     <w:qFormat/>
     <w:rsid w:val="00FC693F"/>
     <w:pPr>
+      <w:keepNext/>
       <w:pBdr>
         <w:bottom w:val="single" w:sz="8" w:space="4" w:color="4F81BD" w:themeColor="accent1"/>
       </w:pBdr>
-      <w:spacing w:after="200" w:line="240" w:lineRule="auto" w:before="160"/>
+      <w:spacing w:after="200" w:line="240" w:lineRule="auto" w:before="0"/>
       <w:contextualSpacing/>
     </w:pPr>
     <w:rPr>
-      <w:rFonts w:asciiTheme="majorHAnsi" w:eastAsiaTheme="majorEastAsia" w:hAnsiTheme="majorHAnsi" w:cstheme="majorBidi" w:ascii="Arial" w:hAnsi="Arial"/>
+      <w:rFonts w:asciiTheme="majorHAnsi" w:eastAsiaTheme="majorEastAsia" w:hAnsiTheme="majorHAnsi" w:cstheme="majorBidi" w:ascii="Arial" w:hAnsi="Arial" w:eastAsia="Arial"/>
       <w:b/>
-      <w:color w:val="17365D"/>
+      <w:color w:val="17324D"/>
       <w:spacing w:val="5"/>
       <w:kern w:val="28"/>
-      <w:sz w:val="30"/>
+      <w:sz w:val="34"/>
       <w:szCs w:val="52"/>
     </w:rPr>
   </w:style>
